--- a/review/tools/theia-reference.docx
+++ b/review/tools/theia-reference.docx
@@ -267,20 +267,20 @@
     </w:pPr>
     <w:r>
       <w:rPr>
-        <w:rFonts w:ascii="Gelasio" w:hAnsi="Gelasio" w:eastAsia="Gelasio" w:cs="Gelasio"/>
+        <w:rFonts w:ascii="EB Garamond" w:hAnsi="EB Garamond" w:eastAsia="EB Garamond" w:cs="EB Garamond"/>
         <w:b/>
         <w:color w:val="A10400"/>
-        <w:sz w:val="20"/>
-        <w:szCs w:val="20"/>
+        <w:sz w:val="21"/>
+        <w:szCs w:val="21"/>
       </w:rPr>
       <w:t>THEIA</w:t>
     </w:r>
     <w:r>
       <w:rPr>
-        <w:rFonts w:ascii="Gelasio" w:hAnsi="Gelasio" w:eastAsia="Gelasio" w:cs="Gelasio"/>
+        <w:rFonts w:ascii="EB Garamond" w:hAnsi="EB Garamond" w:eastAsia="EB Garamond" w:cs="EB Garamond"/>
         <w:color w:val="A10400"/>
-        <w:sz w:val="20"/>
-        <w:szCs w:val="20"/>
+        <w:sz w:val="21"/>
+        <w:szCs w:val="21"/>
       </w:rPr>
       <w:t xml:space="preserve"> Services</w:t>
     </w:r>
